--- a/weekly-plans/PE-Weekly-Plan-Oct-19-23-2026-Circus-Week-8.docx
+++ b/weekly-plans/PE-Weekly-Plan-Oct-19-23-2026-Circus-Week-8.docx
@@ -198,1262 +198,6 @@
           <w:sz w:val="22"/>
         </w:rPr>
         <w:t xml:space="preserve">House rules: No elimination · ~24 students moving at once · teacher-formed groups · stay-in only (a drop restarts the object, not the person; a tag = do the posted exercise or swap roles, then back in) · floor-only circus: no benches, beams, stilts, stacking, lifts or tumbling this week.</w:t>
-      </w:r>
-    </w:p>
-    <w:p>
-      <w:pPr>
-        <w:pStyle w:val="Heading2"/>
-      </w:pPr>
-      <w:r>
-        <w:t>Notes for teacher</w:t>
-      </w:r>
-    </w:p>
-    <w:p>
-      <w:pPr>
-        <w:pStyle w:val="ListBullet"/>
-      </w:pPr>
-      <w:r>
-        <w:rPr>
-          <w:rFonts w:ascii="Calibri" w:hAnsi="Calibri"/>
-          <w:b w:val="0"/>
-          <w:sz w:val="22"/>
-        </w:rPr>
-        <w:t xml:space="preserve">Playbook label checked on Oct 16, 2026 against the live October page and the playbook repo (latest commit Oct 14): “Week 8 · October W3 · Oct 19–23”. The four lessons are W3 · C1–C4. The playbook plans four 30-minute classes a week, so Friday is an apply / reassessment day, the same pattern as Week 6.</w:t>
-      </w:r>
-    </w:p>
-    <w:p>
-      <w:pPr>
-        <w:pStyle w:val="ListBullet"/>
-      </w:pPr>
-      <w:r>
-        <w:rPr>
-          <w:rFonts w:ascii="Calibri" w:hAnsi="Calibri"/>
-          <w:b w:val="0"/>
-          <w:sz w:val="22"/>
-        </w:rPr>
-        <w:t xml:space="preserve">Outcomes are copied word for word from the new LearnAlberta data file for Physical Education and Wellness K–6 (retrieved Oct 11, 2026; includes the 2026–27 minor updates). The LearnAlberta data file refused a fresh download on Oct 16, so spot-check the wording on the LearnAlberta page before you use it on report cards.</w:t>
-      </w:r>
-    </w:p>
-    <w:p>
-      <w:pPr>
-        <w:pStyle w:val="ListBullet"/>
-      </w:pPr>
-      <w:r>
-        <w:rPr>
-          <w:rFonts w:ascii="Calibri" w:hAnsi="Calibri"/>
-          <w:b w:val="0"/>
-          <w:sz w:val="22"/>
-        </w:rPr>
-        <w:t xml:space="preserve">Grade 6: the Grade 6 teamwork guiding question is about conflict resolution, which this week does not teach. Grade 6 partner acts are cited under the Grade 6 movement-patterns outcome (creativity and stimuli statements) instead. Co-operation is still observed as the learner attribute “Co-operates with Others”.</w:t>
-      </w:r>
-    </w:p>
-    <w:p>
-      <w:pPr>
-        <w:pStyle w:val="ListBullet"/>
-      </w:pPr>
-      <w:r>
-        <w:rPr>
-          <w:rFonts w:ascii="Calibri" w:hAnsi="Calibri"/>
-          <w:b w:val="0"/>
-          <w:sz w:val="22"/>
-        </w:rPr>
-        <w:t xml:space="preserve">The playbook tags C4 with “Character Development” and C2–C3 with “Safety”. Those outcomes are not cited for this week: [Outcome to confirm on new LearnAlberta]. Safety is taught as routines. Grade 1–2 spacing is cited under spatial awareness, and Grade 4 under the Grade 4 Safety outcome. For Grades 3, 5 and 6 safety there is no direct outcome this week (taught as routines only).</w:t>
-      </w:r>
-    </w:p>
-    <w:p>
-      <w:pPr>
-        <w:pStyle w:val="ListBullet"/>
-      </w:pPr>
-      <w:r>
-        <w:rPr>
-          <w:rFonts w:ascii="Calibri" w:hAnsi="Calibri"/>
-          <w:b w:val="0"/>
-          <w:sz w:val="22"/>
-        </w:rPr>
-        <w:t xml:space="preserve">Library games used as warm-ups (Mooshake, Freeze Formation, Emotion Dance, Backyard Dog Tag, Fishbowl Tag, Predators and Prey Tag, Say My Name Rock, Paper, Scissors) carry “[Outcome to confirm on new LearnAlberta]” tags in the PE Games Library. They support the lesson but are not assessed this week.</w:t>
-      </w:r>
-    </w:p>
-    <w:p>
-      <w:pPr>
-        <w:pStyle w:val="ListBullet"/>
-      </w:pPr>
-      <w:r>
-        <w:rPr>
-          <w:rFonts w:ascii="Calibri" w:hAnsi="Calibri"/>
-          <w:b w:val="0"/>
-          <w:sz w:val="22"/>
-        </w:rPr>
-        <w:t xml:space="preserve">Spin plates, diabolo, poi, flower sticks and ribbons are optional. Use them only if the school owns them and you have checked them. Every lesson works with scarves, beanbags, hoops, paper plates and floor tape.</w:t>
-      </w:r>
-    </w:p>
-    <w:p>
-      <w:pPr>
-        <w:pStyle w:val="ListBullet"/>
-      </w:pPr>
-      <w:r>
-        <w:rPr>
-          <w:rFonts w:ascii="Calibri" w:hAnsi="Calibri"/>
-          <w:b w:val="0"/>
-          <w:sz w:val="22"/>
-        </w:rPr>
-        <w:t xml:space="preserve">EIPS 2026–27 reporting pilot levels are used in the rubric (no percentages). EIPS will decide the 2027–28 scale in June 2027.</w:t>
-      </w:r>
-    </w:p>
-    <w:p>
-      <w:pPr>
-        <w:pStyle w:val="Heading2"/>
-      </w:pPr>
-      <w:r>
-        <w:t>Curriculum outcomes (Physical Education and Wellness K–6, word for word)</w:t>
-      </w:r>
-    </w:p>
-    <w:p>
-      <w:r>
-        <w:rPr>
-          <w:rFonts w:ascii="Calibri" w:hAnsi="Calibri"/>
-          <w:b w:val="0"/>
-          <w:sz w:val="22"/>
-        </w:rPr>
-        <w:t xml:space="preserve">Source: new LearnAlberta, Physical Education and Wellness K–6, in effect 2026–27. Codes in brackets are LearnAlberta’s internal codes. The Learning Outcome is what you assess and report; the KUSP lines show the part this week teaches.</w:t>
-      </w:r>
-    </w:p>
-    <w:p>
-      <w:r>
-        <w:rPr>
-          <w:rFonts w:ascii="Calibri" w:hAnsi="Calibri"/>
-          <w:sz w:val="22"/>
-        </w:rPr>
-        <w:t xml:space="preserve">Check wording: </w:t>
-      </w:r>
-      <w:hyperlink r:id="rId16">
-        <w:r>
-          <w:rPr>
-            <w:color w:val="0563C1"/>
-            <w:u w:val="single"/>
-            <w:sz w:val="22"/>
-            <w:rFonts w:ascii="Calibri" w:hAnsi="Calibri"/>
-          </w:rPr>
-          <w:t xml:space="preserve">LearnAlberta — Physical Education and Wellness K–6</w:t>
-        </w:r>
-      </w:hyperlink>
-    </w:p>
-    <w:p>
-      <w:pPr>
-        <w:pStyle w:val="Heading3"/>
-      </w:pPr>
-      <w:r>
-        <w:t>Grades 1–2</w:t>
-      </w:r>
-    </w:p>
-    <w:p>
-      <w:r>
-        <w:rPr>
-          <w:rFonts w:ascii="Calibri" w:hAnsi="Calibri"/>
-          <w:b/>
-          <w:sz w:val="22"/>
-        </w:rPr>
-        <w:t xml:space="preserve">Physical Education and Wellness, Grade 1</w:t>
-      </w:r>
-    </w:p>
-    <w:p>
-      <w:pPr>
-        <w:pStyle w:val="ListBullet"/>
-      </w:pPr>
-      <w:r>
-        <w:rPr>
-          <w:rFonts w:ascii="Calibri" w:hAnsi="Calibri"/>
-          <w:b w:val="0"/>
-          <w:sz w:val="22"/>
-        </w:rPr>
-        <w:t xml:space="preserve">Organizing Idea: Movement Skill Development: Developing physical literacy through movement and active living supports well-being across a lifespan.</w:t>
-      </w:r>
-    </w:p>
-    <w:p>
-      <w:pPr>
-        <w:pStyle w:val="ListBullet"/>
-      </w:pPr>
-      <w:r>
-        <w:rPr>
-          <w:rFonts w:ascii="Calibri" w:hAnsi="Calibri"/>
-          <w:b w:val="0"/>
-          <w:sz w:val="22"/>
-        </w:rPr>
-        <w:t xml:space="preserve">Guiding Question: How might awareness of the surroundings impact movement?</w:t>
-      </w:r>
-    </w:p>
-    <w:p>
-      <w:pPr>
-        <w:pStyle w:val="ListBullet"/>
-      </w:pPr>
-      <w:r>
-        <w:rPr>
-          <w:rFonts w:ascii="Calibri" w:hAnsi="Calibri"/>
-          <w:b w:val="0"/>
-          <w:sz w:val="22"/>
-        </w:rPr>
-        <w:t xml:space="preserve">Learning Outcome: Students demonstrate how movement can support different types of physical activity. [PDE1-OI2-GQ2-LO1]</w:t>
-      </w:r>
-    </w:p>
-    <w:p>
-      <w:pPr>
-        <w:pStyle w:val="ListBullet"/>
-      </w:pPr>
-      <w:r>
-        <w:rPr>
-          <w:rFonts w:ascii="Calibri" w:hAnsi="Calibri"/>
-          <w:b w:val="0"/>
-          <w:sz w:val="22"/>
-        </w:rPr>
-        <w:t xml:space="preserve">KUSP focus this week: Knowledge: “Non-locomotor movements can occur in a variety of ways, such as • balancing • twisting • bending”; Understanding: “Object manipulation is the ability to control and handle objects with the body.”; Skills &amp; Procedures: “Demonstrate a variety of object-manipulation skills.” Skills &amp; Procedures: “Perform non-locomotor movements in a variety of physical activity contexts.”</w:t>
-      </w:r>
-    </w:p>
-    <w:p>
-      <w:r>
-        <w:rPr>
-          <w:rFonts w:ascii="Calibri" w:hAnsi="Calibri"/>
-          <w:b w:val="0"/>
-          <w:i/>
-          <w:sz w:val="22"/>
-        </w:rPr>
-        <w:t xml:space="preserve">Used for: toss and catch (Mon), balance (Tue), roll and plate (Wed).</w:t>
-      </w:r>
-    </w:p>
-    <w:p>
-      <w:r>
-        <w:rPr>
-          <w:rFonts w:ascii="Calibri" w:hAnsi="Calibri"/>
-          <w:b/>
-          <w:sz w:val="22"/>
-        </w:rPr>
-        <w:t xml:space="preserve">Physical Education and Wellness, Grade 1</w:t>
-      </w:r>
-    </w:p>
-    <w:p>
-      <w:pPr>
-        <w:pStyle w:val="ListBullet"/>
-      </w:pPr>
-      <w:r>
-        <w:rPr>
-          <w:rFonts w:ascii="Calibri" w:hAnsi="Calibri"/>
-          <w:b w:val="0"/>
-          <w:sz w:val="22"/>
-        </w:rPr>
-        <w:t xml:space="preserve">Organizing Idea: Movement Skill Development: Developing physical literacy through movement and active living supports well-being across a lifespan.</w:t>
-      </w:r>
-    </w:p>
-    <w:p>
-      <w:pPr>
-        <w:pStyle w:val="ListBullet"/>
-      </w:pPr>
-      <w:r>
-        <w:rPr>
-          <w:rFonts w:ascii="Calibri" w:hAnsi="Calibri"/>
-          <w:b w:val="0"/>
-          <w:sz w:val="22"/>
-        </w:rPr>
-        <w:t xml:space="preserve">Guiding Question: How can fair play contribute to engagement in physical activity?</w:t>
-      </w:r>
-    </w:p>
-    <w:p>
-      <w:pPr>
-        <w:pStyle w:val="ListBullet"/>
-      </w:pPr>
-      <w:r>
-        <w:rPr>
-          <w:rFonts w:ascii="Calibri" w:hAnsi="Calibri"/>
-          <w:b w:val="0"/>
-          <w:sz w:val="22"/>
-        </w:rPr>
-        <w:t xml:space="preserve">Learning Outcome: Students demonstrate fair play and support engagement in a variety of physical activities. [PDE1-OI2-GQ3-LO1]</w:t>
-      </w:r>
-    </w:p>
-    <w:p>
-      <w:pPr>
-        <w:pStyle w:val="ListBullet"/>
-      </w:pPr>
-      <w:r>
-        <w:rPr>
-          <w:rFonts w:ascii="Calibri" w:hAnsi="Calibri"/>
-          <w:b w:val="0"/>
-          <w:sz w:val="22"/>
-        </w:rPr>
-        <w:t xml:space="preserve">KUSP focus this week: Knowledge: “Fair-play practices include • respecting rules • taking turns • acknowledging success of others • encouraging others”; Skills &amp; Procedures: “Demonstrate practices that support fair play.”</w:t>
-      </w:r>
-    </w:p>
-    <w:p>
-      <w:r>
-        <w:rPr>
-          <w:rFonts w:ascii="Calibri" w:hAnsi="Calibri"/>
-          <w:b w:val="0"/>
-          <w:i/>
-          <w:sz w:val="22"/>
-        </w:rPr>
-        <w:t xml:space="preserve">Used for: partner acts and watching others kindly (Thu, Fri).</w:t>
-      </w:r>
-    </w:p>
-    <w:p>
-      <w:r>
-        <w:rPr>
-          <w:rFonts w:ascii="Calibri" w:hAnsi="Calibri"/>
-          <w:b/>
-          <w:sz w:val="22"/>
-        </w:rPr>
-        <w:t xml:space="preserve">Physical Education and Wellness, Grade 1</w:t>
-      </w:r>
-    </w:p>
-    <w:p>
-      <w:pPr>
-        <w:pStyle w:val="ListBullet"/>
-      </w:pPr>
-      <w:r>
-        <w:rPr>
-          <w:rFonts w:ascii="Calibri" w:hAnsi="Calibri"/>
-          <w:b w:val="0"/>
-          <w:sz w:val="22"/>
-        </w:rPr>
-        <w:t xml:space="preserve">Organizing Idea: Movement Skill Development: Developing physical literacy through movement and active living supports well-being across a lifespan.</w:t>
-      </w:r>
-    </w:p>
-    <w:p>
-      <w:pPr>
-        <w:pStyle w:val="ListBullet"/>
-      </w:pPr>
-      <w:r>
-        <w:rPr>
-          <w:rFonts w:ascii="Calibri" w:hAnsi="Calibri"/>
-          <w:b w:val="0"/>
-          <w:sz w:val="22"/>
-        </w:rPr>
-        <w:t xml:space="preserve">Guiding Question: How might awareness of the surroundings impact movement?</w:t>
-      </w:r>
-    </w:p>
-    <w:p>
-      <w:pPr>
-        <w:pStyle w:val="ListBullet"/>
-      </w:pPr>
-      <w:r>
-        <w:rPr>
-          <w:rFonts w:ascii="Calibri" w:hAnsi="Calibri"/>
-          <w:b w:val="0"/>
-          <w:sz w:val="22"/>
-        </w:rPr>
-        <w:t xml:space="preserve">Learning Outcome: Students exhibit spatial awareness during a variety of physical activities. [PDE1-OI2-GQ1-LO1]</w:t>
-      </w:r>
-    </w:p>
-    <w:p>
-      <w:pPr>
-        <w:pStyle w:val="ListBullet"/>
-      </w:pPr>
-      <w:r>
-        <w:rPr>
-          <w:rFonts w:ascii="Calibri" w:hAnsi="Calibri"/>
-          <w:b w:val="0"/>
-          <w:sz w:val="22"/>
-        </w:rPr>
-        <w:t xml:space="preserve">KUSP focus this week: Knowledge: “Responses that support movement through general space include • adjusting location and distance • demonstrating control • stopping on signal • moving safely”; Skills &amp; Procedures: “Demonstrate appropriate responses to environmental cues.”</w:t>
-      </w:r>
-    </w:p>
-    <w:p>
-      <w:r>
-        <w:rPr>
-          <w:rFonts w:ascii="Calibri" w:hAnsi="Calibri"/>
-          <w:b w:val="0"/>
-          <w:i/>
-          <w:sz w:val="22"/>
-        </w:rPr>
-        <w:t xml:space="preserve">Used for: spacing and stopping on the signal with equipment (all week).</w:t>
-      </w:r>
-    </w:p>
-    <w:p>
-      <w:r>
-        <w:rPr>
-          <w:rFonts w:ascii="Calibri" w:hAnsi="Calibri"/>
-          <w:b/>
-          <w:sz w:val="22"/>
-        </w:rPr>
-        <w:t xml:space="preserve">Physical Education and Wellness, Grade 2</w:t>
-      </w:r>
-    </w:p>
-    <w:p>
-      <w:pPr>
-        <w:pStyle w:val="ListBullet"/>
-      </w:pPr>
-      <w:r>
-        <w:rPr>
-          <w:rFonts w:ascii="Calibri" w:hAnsi="Calibri"/>
-          <w:b w:val="0"/>
-          <w:sz w:val="22"/>
-        </w:rPr>
-        <w:t xml:space="preserve">Organizing Idea: Movement Skill Development: Developing physical literacy through movement and active living supports well-being across a lifespan.</w:t>
-      </w:r>
-    </w:p>
-    <w:p>
-      <w:pPr>
-        <w:pStyle w:val="ListBullet"/>
-      </w:pPr>
-      <w:r>
-        <w:rPr>
-          <w:rFonts w:ascii="Calibri" w:hAnsi="Calibri"/>
-          <w:b w:val="0"/>
-          <w:sz w:val="22"/>
-        </w:rPr>
-        <w:t xml:space="preserve">Guiding Question: How are awareness and movement connected?</w:t>
-      </w:r>
-    </w:p>
-    <w:p>
-      <w:pPr>
-        <w:pStyle w:val="ListBullet"/>
-      </w:pPr>
-      <w:r>
-        <w:rPr>
-          <w:rFonts w:ascii="Calibri" w:hAnsi="Calibri"/>
-          <w:b w:val="0"/>
-          <w:sz w:val="22"/>
-        </w:rPr>
-        <w:t xml:space="preserve">Learning Outcome: Students modify movement to improve control and efficiency. [PDE2-OI2-GQ2-LO1]</w:t>
-      </w:r>
-    </w:p>
-    <w:p>
-      <w:pPr>
-        <w:pStyle w:val="ListBullet"/>
-      </w:pPr>
-      <w:r>
-        <w:rPr>
-          <w:rFonts w:ascii="Calibri" w:hAnsi="Calibri"/>
-          <w:b w:val="0"/>
-          <w:sz w:val="22"/>
-        </w:rPr>
-        <w:t xml:space="preserve">KUSP focus this week: Knowledge: “Movement skills can be refined and corrected with feedback and practice.”; Skills &amp; Procedures: “Participate in repeated practice for skill development.” Skills &amp; Procedures: “Modify one or more phases of movement to improve control and efficiency.”</w:t>
-      </w:r>
-    </w:p>
-    <w:p>
-      <w:r>
-        <w:rPr>
-          <w:rFonts w:ascii="Calibri" w:hAnsi="Calibri"/>
-          <w:b w:val="0"/>
-          <w:i/>
-          <w:sz w:val="22"/>
-        </w:rPr>
-        <w:t xml:space="preserve">Used for: toss and catch, balance, roll and plate.</w:t>
-      </w:r>
-    </w:p>
-    <w:p>
-      <w:r>
-        <w:rPr>
-          <w:rFonts w:ascii="Calibri" w:hAnsi="Calibri"/>
-          <w:b/>
-          <w:sz w:val="22"/>
-        </w:rPr>
-        <w:t xml:space="preserve">Physical Education and Wellness, Grade 2</w:t>
-      </w:r>
-    </w:p>
-    <w:p>
-      <w:pPr>
-        <w:pStyle w:val="ListBullet"/>
-      </w:pPr>
-      <w:r>
-        <w:rPr>
-          <w:rFonts w:ascii="Calibri" w:hAnsi="Calibri"/>
-          <w:b w:val="0"/>
-          <w:sz w:val="22"/>
-        </w:rPr>
-        <w:t xml:space="preserve">Organizing Idea: Movement Skill Development: Developing physical literacy through movement and active living supports well-being across a lifespan.</w:t>
-      </w:r>
-    </w:p>
-    <w:p>
-      <w:pPr>
-        <w:pStyle w:val="ListBullet"/>
-      </w:pPr>
-      <w:r>
-        <w:rPr>
-          <w:rFonts w:ascii="Calibri" w:hAnsi="Calibri"/>
-          <w:b w:val="0"/>
-          <w:sz w:val="22"/>
-        </w:rPr>
-        <w:t xml:space="preserve">Guiding Question: How can teamwork support participation, safety, and enjoyment?</w:t>
-      </w:r>
-    </w:p>
-    <w:p>
-      <w:pPr>
-        <w:pStyle w:val="ListBullet"/>
-      </w:pPr>
-      <w:r>
-        <w:rPr>
-          <w:rFonts w:ascii="Calibri" w:hAnsi="Calibri"/>
-          <w:b w:val="0"/>
-          <w:sz w:val="22"/>
-        </w:rPr>
-        <w:t xml:space="preserve">Learning Outcome: Students demonstrate teamwork and support participation in a variety of physical activities. [PDE2-OI2-GQ3-LO1]</w:t>
-      </w:r>
-    </w:p>
-    <w:p>
-      <w:pPr>
-        <w:pStyle w:val="ListBullet"/>
-      </w:pPr>
-      <w:r>
-        <w:rPr>
-          <w:rFonts w:ascii="Calibri" w:hAnsi="Calibri"/>
-          <w:b w:val="0"/>
-          <w:sz w:val="22"/>
-        </w:rPr>
-        <w:t xml:space="preserve">KUSP focus this week: Knowledge: “Behaviours that support participation include • using fair-play practices • respecting others • supporting others • using kind language”; Skills &amp; Procedures: “Exhibit teamwork in a variety of physical activity contexts.”</w:t>
-      </w:r>
-    </w:p>
-    <w:p>
-      <w:r>
-        <w:rPr>
-          <w:rFonts w:ascii="Calibri" w:hAnsi="Calibri"/>
-          <w:b w:val="0"/>
-          <w:i/>
-          <w:sz w:val="22"/>
-        </w:rPr>
-        <w:t xml:space="preserve">Used for: partner acts and audience behaviour.</w:t>
-      </w:r>
-    </w:p>
-    <w:p>
-      <w:r>
-        <w:rPr>
-          <w:rFonts w:ascii="Calibri" w:hAnsi="Calibri"/>
-          <w:b/>
-          <w:sz w:val="22"/>
-        </w:rPr>
-        <w:t xml:space="preserve">Physical Education and Wellness, Grade 2</w:t>
-      </w:r>
-    </w:p>
-    <w:p>
-      <w:pPr>
-        <w:pStyle w:val="ListBullet"/>
-      </w:pPr>
-      <w:r>
-        <w:rPr>
-          <w:rFonts w:ascii="Calibri" w:hAnsi="Calibri"/>
-          <w:b w:val="0"/>
-          <w:sz w:val="22"/>
-        </w:rPr>
-        <w:t xml:space="preserve">Organizing Idea: Movement Skill Development: Developing physical literacy through movement and active living supports well-being across a lifespan.</w:t>
-      </w:r>
-    </w:p>
-    <w:p>
-      <w:pPr>
-        <w:pStyle w:val="ListBullet"/>
-      </w:pPr>
-      <w:r>
-        <w:rPr>
-          <w:rFonts w:ascii="Calibri" w:hAnsi="Calibri"/>
-          <w:b w:val="0"/>
-          <w:sz w:val="22"/>
-        </w:rPr>
-        <w:t xml:space="preserve">Guiding Question: How are awareness and movement connected?</w:t>
-      </w:r>
-    </w:p>
-    <w:p>
-      <w:pPr>
-        <w:pStyle w:val="ListBullet"/>
-      </w:pPr>
-      <w:r>
-        <w:rPr>
-          <w:rFonts w:ascii="Calibri" w:hAnsi="Calibri"/>
-          <w:b w:val="0"/>
-          <w:sz w:val="22"/>
-        </w:rPr>
-        <w:t xml:space="preserve">Learning Outcome: Students refine and apply spatial awareness across a variety of physical activity contexts. [PDE2-OI2-GQ1-LO1]</w:t>
-      </w:r>
-    </w:p>
-    <w:p>
-      <w:pPr>
-        <w:pStyle w:val="ListBullet"/>
-      </w:pPr>
-      <w:r>
-        <w:rPr>
-          <w:rFonts w:ascii="Calibri" w:hAnsi="Calibri"/>
-          <w:b w:val="0"/>
-          <w:sz w:val="22"/>
-        </w:rPr>
-        <w:t xml:space="preserve">KUSP focus this week: Skills &amp; Procedures: “Scan and assess surroundings to support spatial awareness.”</w:t>
-      </w:r>
-    </w:p>
-    <w:p>
-      <w:r>
-        <w:rPr>
-          <w:rFonts w:ascii="Calibri" w:hAnsi="Calibri"/>
-          <w:b w:val="0"/>
-          <w:i/>
-          <w:sz w:val="22"/>
-        </w:rPr>
-        <w:t xml:space="preserve">Used for: spacing with scarves, hoops and tray walks.</w:t>
-      </w:r>
-    </w:p>
-    <w:p>
-      <w:pPr>
-        <w:pStyle w:val="Heading3"/>
-      </w:pPr>
-      <w:r>
-        <w:t>Grades 3–4</w:t>
-      </w:r>
-    </w:p>
-    <w:p>
-      <w:r>
-        <w:rPr>
-          <w:rFonts w:ascii="Calibri" w:hAnsi="Calibri"/>
-          <w:b/>
-          <w:sz w:val="22"/>
-        </w:rPr>
-        <w:t xml:space="preserve">Physical Education and Wellness, Grade 3</w:t>
-      </w:r>
-    </w:p>
-    <w:p>
-      <w:pPr>
-        <w:pStyle w:val="ListBullet"/>
-      </w:pPr>
-      <w:r>
-        <w:rPr>
-          <w:rFonts w:ascii="Calibri" w:hAnsi="Calibri"/>
-          <w:b w:val="0"/>
-          <w:sz w:val="22"/>
-        </w:rPr>
-        <w:t xml:space="preserve">Organizing Idea: Movement Skill Development: Developing physical literacy through movement and active living supports well-being across a lifespan.</w:t>
-      </w:r>
-    </w:p>
-    <w:p>
-      <w:pPr>
-        <w:pStyle w:val="ListBullet"/>
-      </w:pPr>
-      <w:r>
-        <w:rPr>
-          <w:rFonts w:ascii="Calibri" w:hAnsi="Calibri"/>
-          <w:b w:val="0"/>
-          <w:sz w:val="22"/>
-        </w:rPr>
-        <w:t xml:space="preserve">Guiding Question: How can elements of movement support movement competence?</w:t>
-      </w:r>
-    </w:p>
-    <w:p>
-      <w:pPr>
-        <w:pStyle w:val="ListBullet"/>
-      </w:pPr>
-      <w:r>
-        <w:rPr>
-          <w:rFonts w:ascii="Calibri" w:hAnsi="Calibri"/>
-          <w:b w:val="0"/>
-          <w:sz w:val="22"/>
-        </w:rPr>
-        <w:t xml:space="preserve">Learning Outcome: Students investigate and demonstrate how elements of movement support physical activity. [PDE3-OI2-GQ2-LO1]</w:t>
-      </w:r>
-    </w:p>
-    <w:p>
-      <w:pPr>
-        <w:pStyle w:val="ListBullet"/>
-      </w:pPr>
-      <w:r>
-        <w:rPr>
-          <w:rFonts w:ascii="Calibri" w:hAnsi="Calibri"/>
-          <w:b w:val="0"/>
-          <w:sz w:val="22"/>
-        </w:rPr>
-        <w:t xml:space="preserve">KUSP focus this week: Knowledge: “Elements of movement include space, direction, and effort.”; Understanding: “Effort determines speed, time, and force.”; Skills &amp; Procedures: “Experiment with effort in a variety of movement contexts.” Skills &amp; Procedures: “Adjust movement in response to the element of space.”</w:t>
-      </w:r>
-    </w:p>
-    <w:p>
-      <w:r>
-        <w:rPr>
-          <w:rFonts w:ascii="Calibri" w:hAnsi="Calibri"/>
-          <w:b w:val="0"/>
-          <w:i/>
-          <w:sz w:val="22"/>
-        </w:rPr>
-        <w:t xml:space="preserve">Used for: toss and catch, balance, roll and plate.</w:t>
-      </w:r>
-    </w:p>
-    <w:p>
-      <w:r>
-        <w:rPr>
-          <w:rFonts w:ascii="Calibri" w:hAnsi="Calibri"/>
-          <w:b/>
-          <w:sz w:val="22"/>
-        </w:rPr>
-        <w:t xml:space="preserve">Physical Education and Wellness, Grade 3</w:t>
-      </w:r>
-    </w:p>
-    <w:p>
-      <w:pPr>
-        <w:pStyle w:val="ListBullet"/>
-      </w:pPr>
-      <w:r>
-        <w:rPr>
-          <w:rFonts w:ascii="Calibri" w:hAnsi="Calibri"/>
-          <w:b w:val="0"/>
-          <w:sz w:val="22"/>
-        </w:rPr>
-        <w:t xml:space="preserve">Organizing Idea: Movement Skill Development: Developing physical literacy through movement and active living supports well-being across a lifespan.</w:t>
-      </w:r>
-    </w:p>
-    <w:p>
-      <w:pPr>
-        <w:pStyle w:val="ListBullet"/>
-      </w:pPr>
-      <w:r>
-        <w:rPr>
-          <w:rFonts w:ascii="Calibri" w:hAnsi="Calibri"/>
-          <w:b w:val="0"/>
-          <w:sz w:val="22"/>
-        </w:rPr>
-        <w:t xml:space="preserve">Guiding Question: How can teamwork support positive interactions?</w:t>
-      </w:r>
-    </w:p>
-    <w:p>
-      <w:pPr>
-        <w:pStyle w:val="ListBullet"/>
-      </w:pPr>
-      <w:r>
-        <w:rPr>
-          <w:rFonts w:ascii="Calibri" w:hAnsi="Calibri"/>
-          <w:b w:val="0"/>
-          <w:sz w:val="22"/>
-        </w:rPr>
-        <w:t xml:space="preserve">Learning Outcome: Students identify and demonstrate how teamwork supports positive interactions during physical activity. [PDE3-OI2-GQ3-LO1]</w:t>
-      </w:r>
-    </w:p>
-    <w:p>
-      <w:pPr>
-        <w:pStyle w:val="ListBullet"/>
-      </w:pPr>
-      <w:r>
-        <w:rPr>
-          <w:rFonts w:ascii="Calibri" w:hAnsi="Calibri"/>
-          <w:b w:val="0"/>
-          <w:sz w:val="22"/>
-        </w:rPr>
-        <w:t xml:space="preserve">KUSP focus this week: Understanding: “Encouragement of others can support positive interactions during physical activities.”; Skills &amp; Procedures: “Engage in positive interactions that support teamwork.”</w:t>
-      </w:r>
-    </w:p>
-    <w:p>
-      <w:r>
-        <w:rPr>
-          <w:rFonts w:ascii="Calibri" w:hAnsi="Calibri"/>
-          <w:b w:val="0"/>
-          <w:i/>
-          <w:sz w:val="22"/>
-        </w:rPr>
-        <w:t xml:space="preserve">Used for: partner acts, audience behaviour, resetting a drop without blame.</w:t>
-      </w:r>
-    </w:p>
-    <w:p>
-      <w:r>
-        <w:rPr>
-          <w:rFonts w:ascii="Calibri" w:hAnsi="Calibri"/>
-          <w:b/>
-          <w:sz w:val="22"/>
-        </w:rPr>
-        <w:t xml:space="preserve">Physical Education and Wellness, Grade 4</w:t>
-      </w:r>
-    </w:p>
-    <w:p>
-      <w:pPr>
-        <w:pStyle w:val="ListBullet"/>
-      </w:pPr>
-      <w:r>
-        <w:rPr>
-          <w:rFonts w:ascii="Calibri" w:hAnsi="Calibri"/>
-          <w:b w:val="0"/>
-          <w:sz w:val="22"/>
-        </w:rPr>
-        <w:t xml:space="preserve">Organizing Idea: Movement Skill Development: Developing physical literacy through movement and active living supports well-being across a lifespan.</w:t>
-      </w:r>
-    </w:p>
-    <w:p>
-      <w:pPr>
-        <w:pStyle w:val="ListBullet"/>
-      </w:pPr>
-      <w:r>
-        <w:rPr>
-          <w:rFonts w:ascii="Calibri" w:hAnsi="Calibri"/>
-          <w:b w:val="0"/>
-          <w:sz w:val="22"/>
-        </w:rPr>
-        <w:t xml:space="preserve">Guiding Question: How can elements of movement support active living?</w:t>
-      </w:r>
-    </w:p>
-    <w:p>
-      <w:pPr>
-        <w:pStyle w:val="ListBullet"/>
-      </w:pPr>
-      <w:r>
-        <w:rPr>
-          <w:rFonts w:ascii="Calibri" w:hAnsi="Calibri"/>
-          <w:b w:val="0"/>
-          <w:sz w:val="22"/>
-        </w:rPr>
-        <w:t xml:space="preserve">Learning Outcome: Students integrate and experiment with elements of movement to support physical activity. [PDE4-OI2-GQ2-LO1]</w:t>
-      </w:r>
-    </w:p>
-    <w:p>
-      <w:pPr>
-        <w:pStyle w:val="ListBullet"/>
-      </w:pPr>
-      <w:r>
-        <w:rPr>
-          <w:rFonts w:ascii="Calibri" w:hAnsi="Calibri"/>
-          <w:b w:val="0"/>
-          <w:sz w:val="22"/>
-        </w:rPr>
-        <w:t xml:space="preserve">KUSP focus this week: Understanding: “Elements of movement can be manipulated to improve accuracy and control.”; Skills &amp; Procedures: “Perform elements of movement when receiving, sending, and retaining an object, using various parts of the body and equipment.” Skills &amp; Procedures: “Manipulate movement elements to improve efficiency, accuracy, and control.”</w:t>
-      </w:r>
-    </w:p>
-    <w:p>
-      <w:r>
-        <w:rPr>
-          <w:rFonts w:ascii="Calibri" w:hAnsi="Calibri"/>
-          <w:b w:val="0"/>
-          <w:i/>
-          <w:sz w:val="22"/>
-        </w:rPr>
-        <w:t xml:space="preserve">Used for: toss and catch, balance, roll and plate.</w:t>
-      </w:r>
-    </w:p>
-    <w:p>
-      <w:r>
-        <w:rPr>
-          <w:rFonts w:ascii="Calibri" w:hAnsi="Calibri"/>
-          <w:b/>
-          <w:sz w:val="22"/>
-        </w:rPr>
-        <w:t xml:space="preserve">Physical Education and Wellness, Grade 4</w:t>
-      </w:r>
-    </w:p>
-    <w:p>
-      <w:pPr>
-        <w:pStyle w:val="ListBullet"/>
-      </w:pPr>
-      <w:r>
-        <w:rPr>
-          <w:rFonts w:ascii="Calibri" w:hAnsi="Calibri"/>
-          <w:b w:val="0"/>
-          <w:sz w:val="22"/>
-        </w:rPr>
-        <w:t xml:space="preserve">Organizing Idea: Movement Skill Development: Developing physical literacy through movement and active living supports well-being across a lifespan.</w:t>
-      </w:r>
-    </w:p>
-    <w:p>
-      <w:pPr>
-        <w:pStyle w:val="ListBullet"/>
-      </w:pPr>
-      <w:r>
-        <w:rPr>
-          <w:rFonts w:ascii="Calibri" w:hAnsi="Calibri"/>
-          <w:b w:val="0"/>
-          <w:sz w:val="22"/>
-        </w:rPr>
-        <w:t xml:space="preserve">Guiding Question: How can teamwork enhance participation in physical activity?</w:t>
-      </w:r>
-    </w:p>
-    <w:p>
-      <w:pPr>
-        <w:pStyle w:val="ListBullet"/>
-      </w:pPr>
-      <w:r>
-        <w:rPr>
-          <w:rFonts w:ascii="Calibri" w:hAnsi="Calibri"/>
-          <w:b w:val="0"/>
-          <w:sz w:val="22"/>
-        </w:rPr>
-        <w:t xml:space="preserve">Learning Outcome: Students connect and demonstrate how teamwork enhances participation in physical activity. [PDE4-OI2-GQ3-LO1]</w:t>
-      </w:r>
-    </w:p>
-    <w:p>
-      <w:pPr>
-        <w:pStyle w:val="ListBullet"/>
-      </w:pPr>
-      <w:r>
-        <w:rPr>
-          <w:rFonts w:ascii="Calibri" w:hAnsi="Calibri"/>
-          <w:b w:val="0"/>
-          <w:sz w:val="22"/>
-        </w:rPr>
-        <w:t xml:space="preserve">KUSP focus this week: Knowledge: “Teamwork strategies include • constructive feedback • clarifying rules • clarifying role expectations • creating a safe environment • praise and encouragement of others • consideration of individual and group strengths”; Skills &amp; Procedures: “Demonstrate effective teamwork strategies during physical activity.”</w:t>
-      </w:r>
-    </w:p>
-    <w:p>
-      <w:r>
-        <w:rPr>
-          <w:rFonts w:ascii="Calibri" w:hAnsi="Calibri"/>
-          <w:b w:val="0"/>
-          <w:i/>
-          <w:sz w:val="22"/>
-        </w:rPr>
-        <w:t xml:space="preserve">Used for: partner acts and peer encouragement.</w:t>
-      </w:r>
-    </w:p>
-    <w:p>
-      <w:r>
-        <w:rPr>
-          <w:rFonts w:ascii="Calibri" w:hAnsi="Calibri"/>
-          <w:b/>
-          <w:sz w:val="22"/>
-        </w:rPr>
-        <w:t xml:space="preserve">Physical Education and Wellness, Grade 4</w:t>
-      </w:r>
-    </w:p>
-    <w:p>
-      <w:pPr>
-        <w:pStyle w:val="ListBullet"/>
-      </w:pPr>
-      <w:r>
-        <w:rPr>
-          <w:rFonts w:ascii="Calibri" w:hAnsi="Calibri"/>
-          <w:b w:val="0"/>
-          <w:sz w:val="22"/>
-        </w:rPr>
-        <w:t xml:space="preserve">Organizing Idea: Safety: A lifetime of optimal well-being is supported by prioritizing health and safety.</w:t>
-      </w:r>
-    </w:p>
-    <w:p>
-      <w:pPr>
-        <w:pStyle w:val="ListBullet"/>
-      </w:pPr>
-      <w:r>
-        <w:rPr>
-          <w:rFonts w:ascii="Calibri" w:hAnsi="Calibri"/>
-          <w:b w:val="0"/>
-          <w:sz w:val="22"/>
-        </w:rPr>
-        <w:t xml:space="preserve">Guiding Question: How can taking responsibility impact safety?</w:t>
-      </w:r>
-    </w:p>
-    <w:p>
-      <w:pPr>
-        <w:pStyle w:val="ListBullet"/>
-      </w:pPr>
-      <w:r>
-        <w:rPr>
-          <w:rFonts w:ascii="Calibri" w:hAnsi="Calibri"/>
-          <w:b w:val="0"/>
-          <w:sz w:val="22"/>
-        </w:rPr>
-        <w:t xml:space="preserve">Learning Outcome: Students analyze and explain responsibility and how it can impact personal and group safety. [PDE4-OI4-GQ1-LO1]</w:t>
-      </w:r>
-    </w:p>
-    <w:p>
-      <w:pPr>
-        <w:pStyle w:val="ListBullet"/>
-      </w:pPr>
-      <w:r>
-        <w:rPr>
-          <w:rFonts w:ascii="Calibri" w:hAnsi="Calibri"/>
-          <w:b w:val="0"/>
-          <w:sz w:val="22"/>
-        </w:rPr>
-        <w:t xml:space="preserve">KUSP focus this week: Understanding: “Responsibility includes an awareness of surroundings to determine the safety of a situation.”; Skills &amp; Procedures: “Examine how responsibility can impact safety in a variety of situations.”</w:t>
-      </w:r>
-    </w:p>
-    <w:p>
-      <w:r>
-        <w:rPr>
-          <w:rFonts w:ascii="Calibri" w:hAnsi="Calibri"/>
-          <w:b w:val="0"/>
-          <w:i/>
-          <w:sz w:val="22"/>
-        </w:rPr>
-        <w:t xml:space="preserve">Used for: spacing and equipment safety routines (all week).</w:t>
-      </w:r>
-    </w:p>
-    <w:p>
-      <w:pPr>
-        <w:pStyle w:val="Heading3"/>
-      </w:pPr>
-      <w:r>
-        <w:t>Grades 5–6</w:t>
-      </w:r>
-    </w:p>
-    <w:p>
-      <w:r>
-        <w:rPr>
-          <w:rFonts w:ascii="Calibri" w:hAnsi="Calibri"/>
-          <w:b/>
-          <w:sz w:val="22"/>
-        </w:rPr>
-        <w:t xml:space="preserve">Physical Education and Wellness, Grade 5</w:t>
-      </w:r>
-    </w:p>
-    <w:p>
-      <w:pPr>
-        <w:pStyle w:val="ListBullet"/>
-      </w:pPr>
-      <w:r>
-        <w:rPr>
-          <w:rFonts w:ascii="Calibri" w:hAnsi="Calibri"/>
-          <w:b w:val="0"/>
-          <w:sz w:val="22"/>
-        </w:rPr>
-        <w:t xml:space="preserve">Organizing Idea: Movement Skill Development: Developing physical literacy through movement and active living supports well-being across a lifespan.</w:t>
-      </w:r>
-    </w:p>
-    <w:p>
-      <w:pPr>
-        <w:pStyle w:val="ListBullet"/>
-      </w:pPr>
-      <w:r>
-        <w:rPr>
-          <w:rFonts w:ascii="Calibri" w:hAnsi="Calibri"/>
-          <w:b w:val="0"/>
-          <w:sz w:val="22"/>
-        </w:rPr>
-        <w:t xml:space="preserve">Guiding Question: How can diverse movement patterns contribute to success across physical activities?</w:t>
-      </w:r>
-    </w:p>
-    <w:p>
-      <w:pPr>
-        <w:pStyle w:val="ListBullet"/>
-      </w:pPr>
-      <w:r>
-        <w:rPr>
-          <w:rFonts w:ascii="Calibri" w:hAnsi="Calibri"/>
-          <w:b w:val="0"/>
-          <w:sz w:val="22"/>
-        </w:rPr>
-        <w:t xml:space="preserve">Learning Outcome: Students demonstrate and adapt various movement patterns to enhance skill development. [PDE5-OI2-GQ2-LO1]</w:t>
-      </w:r>
-    </w:p>
-    <w:p>
-      <w:pPr>
-        <w:pStyle w:val="ListBullet"/>
-      </w:pPr>
-      <w:r>
-        <w:rPr>
-          <w:rFonts w:ascii="Calibri" w:hAnsi="Calibri"/>
-          <w:b w:val="0"/>
-          <w:sz w:val="22"/>
-        </w:rPr>
-        <w:t xml:space="preserve">KUSP focus this week: Understanding: “Movement patterns are combinations of movement skills.”; Skills &amp; Procedures: “Perform movement patterns using various types of equipment, individually and with others.” Skills &amp; Procedures: “Adapt movement patterns based on feedback.”</w:t>
-      </w:r>
-    </w:p>
-    <w:p>
-      <w:r>
-        <w:rPr>
-          <w:rFonts w:ascii="Calibri" w:hAnsi="Calibri"/>
-          <w:b w:val="0"/>
-          <w:i/>
-          <w:sz w:val="22"/>
-        </w:rPr>
-        <w:t xml:space="preserve">Used for: toss and catch, balance, roll and plate, and the acts.</w:t>
-      </w:r>
-    </w:p>
-    <w:p>
-      <w:r>
-        <w:rPr>
-          <w:rFonts w:ascii="Calibri" w:hAnsi="Calibri"/>
-          <w:b/>
-          <w:sz w:val="22"/>
-        </w:rPr>
-        <w:t xml:space="preserve">Physical Education and Wellness, Grade 5</w:t>
-      </w:r>
-    </w:p>
-    <w:p>
-      <w:pPr>
-        <w:pStyle w:val="ListBullet"/>
-      </w:pPr>
-      <w:r>
-        <w:rPr>
-          <w:rFonts w:ascii="Calibri" w:hAnsi="Calibri"/>
-          <w:b w:val="0"/>
-          <w:sz w:val="22"/>
-        </w:rPr>
-        <w:t xml:space="preserve">Organizing Idea: Movement Skill Development: Developing physical literacy through movement and active living supports well-being across a lifespan.</w:t>
-      </w:r>
-    </w:p>
-    <w:p>
-      <w:pPr>
-        <w:pStyle w:val="ListBullet"/>
-      </w:pPr>
-      <w:r>
-        <w:rPr>
-          <w:rFonts w:ascii="Calibri" w:hAnsi="Calibri"/>
-          <w:b w:val="0"/>
-          <w:sz w:val="22"/>
-        </w:rPr>
-        <w:t xml:space="preserve">Guiding Question: What is the relationship between collaboration and physical activity?</w:t>
-      </w:r>
-    </w:p>
-    <w:p>
-      <w:pPr>
-        <w:pStyle w:val="ListBullet"/>
-      </w:pPr>
-      <w:r>
-        <w:rPr>
-          <w:rFonts w:ascii="Calibri" w:hAnsi="Calibri"/>
-          <w:b w:val="0"/>
-          <w:sz w:val="22"/>
-        </w:rPr>
-        <w:t xml:space="preserve">Learning Outcome: Students demonstrate how collaboration influences physical activity. [PDE5-OI2-GQ3-LO1]</w:t>
-      </w:r>
-    </w:p>
-    <w:p>
-      <w:pPr>
-        <w:pStyle w:val="ListBullet"/>
-      </w:pPr>
-      <w:r>
-        <w:rPr>
-          <w:rFonts w:ascii="Calibri" w:hAnsi="Calibri"/>
-          <w:b w:val="0"/>
-          <w:sz w:val="22"/>
-        </w:rPr>
-        <w:t xml:space="preserve">KUSP focus this week: Skills &amp; Procedures: “Practise collaboration during physical activity.” Skills &amp; Procedures: “Demonstrate respect for the contributions and perspectives of others when working together to make decisions or achieve team goals.”</w:t>
-      </w:r>
-    </w:p>
-    <w:p>
-      <w:r>
-        <w:rPr>
-          <w:rFonts w:ascii="Calibri" w:hAnsi="Calibri"/>
-          <w:b w:val="0"/>
-          <w:i/>
-          <w:sz w:val="22"/>
-        </w:rPr>
-        <w:t xml:space="preserve">Used for: planning and performing partner acts; peer-coaching a station (Fri).</w:t>
-      </w:r>
-    </w:p>
-    <w:p>
-      <w:r>
-        <w:rPr>
-          <w:rFonts w:ascii="Calibri" w:hAnsi="Calibri"/>
-          <w:b/>
-          <w:sz w:val="22"/>
-        </w:rPr>
-        <w:t xml:space="preserve">Physical Education and Wellness, Grade 6</w:t>
-      </w:r>
-    </w:p>
-    <w:p>
-      <w:pPr>
-        <w:pStyle w:val="ListBullet"/>
-      </w:pPr>
-      <w:r>
-        <w:rPr>
-          <w:rFonts w:ascii="Calibri" w:hAnsi="Calibri"/>
-          <w:b w:val="0"/>
-          <w:sz w:val="22"/>
-        </w:rPr>
-        <w:t xml:space="preserve">Organizing Idea: Movement Skill Development: Developing physical literacy through movement and active living supports well-being across a lifespan.</w:t>
-      </w:r>
-    </w:p>
-    <w:p>
-      <w:pPr>
-        <w:pStyle w:val="ListBullet"/>
-      </w:pPr>
-      <w:r>
-        <w:rPr>
-          <w:rFonts w:ascii="Calibri" w:hAnsi="Calibri"/>
-          <w:b w:val="0"/>
-          <w:sz w:val="22"/>
-        </w:rPr>
-        <w:t xml:space="preserve">Guiding Question: In what ways can movement patterns function to improve performance?</w:t>
-      </w:r>
-    </w:p>
-    <w:p>
-      <w:pPr>
-        <w:pStyle w:val="ListBullet"/>
-      </w:pPr>
-      <w:r>
-        <w:rPr>
-          <w:rFonts w:ascii="Calibri" w:hAnsi="Calibri"/>
-          <w:b w:val="0"/>
-          <w:sz w:val="22"/>
-        </w:rPr>
-        <w:t xml:space="preserve">Learning Outcome: Students adapt and apply movement patterns in controlled and dynamic physical activities. [PDE6-OI2-GQ2-LO1]</w:t>
-      </w:r>
-    </w:p>
-    <w:p>
-      <w:pPr>
-        <w:pStyle w:val="ListBullet"/>
-      </w:pPr>
-      <w:r>
-        <w:rPr>
-          <w:rFonts w:ascii="Calibri" w:hAnsi="Calibri"/>
-          <w:b w:val="0"/>
-          <w:sz w:val="22"/>
-        </w:rPr>
-        <w:t xml:space="preserve">KUSP focus this week: Knowledge: “Controlled physical activities can be activities that are structured, individual, or partnered.” Knowledge: “Controlled physical activities allow for repeated practice of movement skills.”; Skills &amp; Procedures: “Adapt movement patterns to improve accuracy, speed, and proficiency in a variety of controlled and dynamic physical activities.”</w:t>
-      </w:r>
-    </w:p>
-    <w:p>
-      <w:r>
-        <w:rPr>
-          <w:rFonts w:ascii="Calibri" w:hAnsi="Calibri"/>
-          <w:b w:val="0"/>
-          <w:i/>
-          <w:sz w:val="22"/>
-        </w:rPr>
-        <w:t xml:space="preserve">Used for: toss and catch, balance, roll and plate (controlled activities with repeated practice).</w:t>
-      </w:r>
-    </w:p>
-    <w:p>
-      <w:r>
-        <w:rPr>
-          <w:rFonts w:ascii="Calibri" w:hAnsi="Calibri"/>
-          <w:b/>
-          <w:sz w:val="22"/>
-        </w:rPr>
-        <w:t xml:space="preserve">Physical Education and Wellness, Grade 6</w:t>
-      </w:r>
-    </w:p>
-    <w:p>
-      <w:pPr>
-        <w:pStyle w:val="ListBullet"/>
-      </w:pPr>
-      <w:r>
-        <w:rPr>
-          <w:rFonts w:ascii="Calibri" w:hAnsi="Calibri"/>
-          <w:b w:val="0"/>
-          <w:sz w:val="22"/>
-        </w:rPr>
-        <w:t xml:space="preserve">Organizing Idea: Movement Skill Development: Developing physical literacy through movement and active living supports well-being across a lifespan.</w:t>
-      </w:r>
-    </w:p>
-    <w:p>
-      <w:pPr>
-        <w:pStyle w:val="ListBullet"/>
-      </w:pPr>
-      <w:r>
-        <w:rPr>
-          <w:rFonts w:ascii="Calibri" w:hAnsi="Calibri"/>
-          <w:b w:val="0"/>
-          <w:sz w:val="22"/>
-        </w:rPr>
-        <w:t xml:space="preserve">Guiding Question: In what ways can movement patterns function to improve performance?</w:t>
-      </w:r>
-    </w:p>
-    <w:p>
-      <w:pPr>
-        <w:pStyle w:val="ListBullet"/>
-      </w:pPr>
-      <w:r>
-        <w:rPr>
-          <w:rFonts w:ascii="Calibri" w:hAnsi="Calibri"/>
-          <w:b w:val="0"/>
-          <w:sz w:val="22"/>
-        </w:rPr>
-        <w:t xml:space="preserve">Learning Outcome: Students adapt and apply movement patterns in controlled and dynamic physical activities. [PDE6-OI2-GQ2-LO1]</w:t>
-      </w:r>
-    </w:p>
-    <w:p>
-      <w:pPr>
-        <w:pStyle w:val="ListBullet"/>
-      </w:pPr>
-      <w:r>
-        <w:rPr>
-          <w:rFonts w:ascii="Calibri" w:hAnsi="Calibri"/>
-          <w:b w:val="0"/>
-          <w:sz w:val="22"/>
-        </w:rPr>
-        <w:t xml:space="preserve">KUSP focus this week: Knowledge: “Creativity in movement can be supported by including objects and changing tempo and rhythm.”; Understanding: “Movement combinations, patterns, and sequences can be adapted by using creativity.”; Skills &amp; Procedures: “Implement movement patterns in response to a variety of physical, verbal, visual, and musical stimuli.”</w:t>
-      </w:r>
-    </w:p>
-    <w:p>
-      <w:r>
-        <w:rPr>
-          <w:rFonts w:ascii="Calibri" w:hAnsi="Calibri"/>
-          <w:b w:val="0"/>
-          <w:i/>
-          <w:sz w:val="22"/>
-        </w:rPr>
-        <w:t xml:space="preserve">Used for: partner acts (Thu) and the showcase (Fri). See Notes for teacher about Grade 6 teamwork.</w:t>
       </w:r>
     </w:p>
     <w:p>
@@ -1845,794 +589,6 @@
           <w:sz w:val="22"/>
         </w:rPr>
         <w:t xml:space="preserve">A drop restarts the object, not the person — no elimination, no blame</w:t>
-      </w:r>
-    </w:p>
-    <w:p>
-      <w:pPr>
-        <w:pStyle w:val="Heading2"/>
-      </w:pPr>
-      <w:r>
-        <w:t>Game &amp; activity links used this week</w:t>
-      </w:r>
-    </w:p>
-    <w:p>
-      <w:r>
-        <w:rPr>
-          <w:rFonts w:ascii="Calibri" w:hAnsi="Calibri"/>
-          <w:b w:val="0"/>
-          <w:sz w:val="22"/>
-        </w:rPr>
-        <w:t xml:space="preserve">Click any link for a demo or refresher:</w:t>
-      </w:r>
-    </w:p>
-    <w:p>
-      <w:r>
-        <w:rPr>
-          <w:rFonts w:ascii="Calibri" w:hAnsi="Calibri"/>
-          <w:sz w:val="22"/>
-        </w:rPr>
-        <w:t xml:space="preserve">Week 8 lessons (playbook): </w:t>
-      </w:r>
-      <w:hyperlink r:id="rId17">
-        <w:r>
-          <w:rPr>
-            <w:color w:val="0563C1"/>
-            <w:u w:val="single"/>
-            <w:sz w:val="22"/>
-            <w:rFonts w:ascii="Calibri" w:hAnsi="Calibri"/>
-          </w:rPr>
-          <w:t xml:space="preserve">Playbook — October W3 · Week 8</w:t>
-        </w:r>
-      </w:hyperlink>
-    </w:p>
-    <w:p>
-      <w:r>
-        <w:rPr>
-          <w:rFonts w:ascii="Calibri" w:hAnsi="Calibri"/>
-          <w:sz w:val="22"/>
-        </w:rPr>
-        <w:t xml:space="preserve">Mon · C1 toss and catch: </w:t>
-      </w:r>
-      <w:hyperlink r:id="rId18">
-        <w:r>
-          <w:rPr>
-            <w:color w:val="0563C1"/>
-            <w:u w:val="single"/>
-            <w:sz w:val="22"/>
-            <w:rFonts w:ascii="Calibri" w:hAnsi="Calibri"/>
-          </w:rPr>
-          <w:t xml:space="preserve">Playbook — W3 · C1</w:t>
-        </w:r>
-      </w:hyperlink>
-    </w:p>
-    <w:p>
-      <w:r>
-        <w:rPr>
-          <w:rFonts w:ascii="Calibri" w:hAnsi="Calibri"/>
-          <w:sz w:val="22"/>
-        </w:rPr>
-        <w:t xml:space="preserve">Tue · C2 balance: </w:t>
-      </w:r>
-      <w:hyperlink r:id="rId19">
-        <w:r>
-          <w:rPr>
-            <w:color w:val="0563C1"/>
-            <w:u w:val="single"/>
-            <w:sz w:val="22"/>
-            <w:rFonts w:ascii="Calibri" w:hAnsi="Calibri"/>
-          </w:rPr>
-          <w:t xml:space="preserve">Playbook — W3 · C2</w:t>
-        </w:r>
-      </w:hyperlink>
-    </w:p>
-    <w:p>
-      <w:r>
-        <w:rPr>
-          <w:rFonts w:ascii="Calibri" w:hAnsi="Calibri"/>
-          <w:sz w:val="22"/>
-        </w:rPr>
-        <w:t xml:space="preserve">Wed · C3 roll and plate: </w:t>
-      </w:r>
-      <w:hyperlink r:id="rId20">
-        <w:r>
-          <w:rPr>
-            <w:color w:val="0563C1"/>
-            <w:u w:val="single"/>
-            <w:sz w:val="22"/>
-            <w:rFonts w:ascii="Calibri" w:hAnsi="Calibri"/>
-          </w:rPr>
-          <w:t xml:space="preserve">Playbook — W3 · C3</w:t>
-        </w:r>
-      </w:hyperlink>
-    </w:p>
-    <w:p>
-      <w:r>
-        <w:rPr>
-          <w:rFonts w:ascii="Calibri" w:hAnsi="Calibri"/>
-          <w:sz w:val="22"/>
-        </w:rPr>
-        <w:t xml:space="preserve">Thu · C4 partner acts: </w:t>
-      </w:r>
-      <w:hyperlink r:id="rId21">
-        <w:r>
-          <w:rPr>
-            <w:color w:val="0563C1"/>
-            <w:u w:val="single"/>
-            <w:sz w:val="22"/>
-            <w:rFonts w:ascii="Calibri" w:hAnsi="Calibri"/>
-          </w:rPr>
-          <w:t xml:space="preserve">Playbook — W3 · C4</w:t>
-        </w:r>
-      </w:hyperlink>
-    </w:p>
-    <w:p>
-      <w:r>
-        <w:rPr>
-          <w:rFonts w:ascii="Calibri" w:hAnsi="Calibri"/>
-          <w:sz w:val="22"/>
-        </w:rPr>
-        <w:t xml:space="preserve">Object Toss mixer (class juggle, Gr 3–6): </w:t>
-      </w:r>
-      <w:hyperlink r:id="rId22">
-        <w:r>
-          <w:rPr>
-            <w:color w:val="0563C1"/>
-            <w:u w:val="single"/>
-            <w:sz w:val="22"/>
-            <w:rFonts w:ascii="Calibri" w:hAnsi="Calibri"/>
-          </w:rPr>
-          <w:t xml:space="preserve">Playbook game card — Object Toss mixer</w:t>
-        </w:r>
-      </w:hyperlink>
-    </w:p>
-    <w:p>
-      <w:r>
-        <w:rPr>
-          <w:rFonts w:ascii="Calibri" w:hAnsi="Calibri"/>
-          <w:sz w:val="22"/>
-        </w:rPr>
-        <w:t xml:space="preserve">Balloon Keep-Up (Gr 5–6 warm-up, station, Plan B): </w:t>
-      </w:r>
-      <w:hyperlink r:id="rId23">
-        <w:r>
-          <w:rPr>
-            <w:color w:val="0563C1"/>
-            <w:u w:val="single"/>
-            <w:sz w:val="22"/>
-            <w:rFonts w:ascii="Calibri" w:hAnsi="Calibri"/>
-          </w:rPr>
-          <w:t xml:space="preserve">Playbook game card — Balloon Keep-Up</w:t>
-        </w:r>
-      </w:hyperlink>
-    </w:p>
-    <w:p>
-      <w:r>
-        <w:rPr>
-          <w:rFonts w:ascii="Calibri" w:hAnsi="Calibri"/>
-          <w:sz w:val="22"/>
-        </w:rPr>
-        <w:t xml:space="preserve">Hoop Balance (partner balance challenge): </w:t>
-      </w:r>
-      <w:hyperlink r:id="rId24">
-        <w:r>
-          <w:rPr>
-            <w:color w:val="0563C1"/>
-            <w:u w:val="single"/>
-            <w:sz w:val="22"/>
-            <w:rFonts w:ascii="Calibri" w:hAnsi="Calibri"/>
-          </w:rPr>
-          <w:t xml:space="preserve">Playbook game card — Hoop Balance</w:t>
-        </w:r>
-      </w:hyperlink>
-    </w:p>
-    <w:p>
-      <w:r>
-        <w:rPr>
-          <w:rFonts w:ascii="Calibri" w:hAnsi="Calibri"/>
-          <w:sz w:val="22"/>
-        </w:rPr>
-        <w:t xml:space="preserve">Cardboard Balance (Gr 3–4 balance option): </w:t>
-      </w:r>
-      <w:hyperlink r:id="rId25">
-        <w:r>
-          <w:rPr>
-            <w:color w:val="0563C1"/>
-            <w:u w:val="single"/>
-            <w:sz w:val="22"/>
-            <w:rFonts w:ascii="Calibri" w:hAnsi="Calibri"/>
-          </w:rPr>
-          <w:t xml:space="preserve">Playbook game card — Cardboard Balance</w:t>
-        </w:r>
-      </w:hyperlink>
-    </w:p>
-    <w:p>
-      <w:r>
-        <w:rPr>
-          <w:rFonts w:ascii="Calibri" w:hAnsi="Calibri"/>
-          <w:sz w:val="22"/>
-        </w:rPr>
-        <w:t xml:space="preserve">Cardboard Balance demo: </w:t>
-      </w:r>
-      <w:hyperlink r:id="rId26">
-        <w:r>
-          <w:rPr>
-            <w:color w:val="0563C1"/>
-            <w:u w:val="single"/>
-            <w:sz w:val="22"/>
-            <w:rFonts w:ascii="Calibri" w:hAnsi="Calibri"/>
-          </w:rPr>
-          <w:t xml:space="preserve">Daly Exercise — 4 PE Games You Can Play in the Classroom</w:t>
-        </w:r>
-      </w:hyperlink>
-    </w:p>
-    <w:p>
-      <w:r>
-        <w:rPr>
-          <w:rFonts w:ascii="Calibri" w:hAnsi="Calibri"/>
-          <w:sz w:val="22"/>
-        </w:rPr>
-        <w:t xml:space="preserve">Mooshake (NEW · library Oct 12): </w:t>
-      </w:r>
-      <w:hyperlink r:id="rId27">
-        <w:r>
-          <w:rPr>
-            <w:color w:val="0563C1"/>
-            <w:u w:val="single"/>
-            <w:sz w:val="22"/>
-            <w:rFonts w:ascii="Calibri" w:hAnsi="Calibri"/>
-          </w:rPr>
-          <w:t xml:space="preserve">Playbook New Games — Mooshake</w:t>
-        </w:r>
-      </w:hyperlink>
-    </w:p>
-    <w:p>
-      <w:r>
-        <w:rPr>
-          <w:rFonts w:ascii="Calibri" w:hAnsi="Calibri"/>
-          <w:sz w:val="22"/>
-        </w:rPr>
-        <w:t xml:space="preserve">Mooshake rules: </w:t>
-      </w:r>
-      <w:hyperlink r:id="rId28">
-        <w:r>
-          <w:rPr>
-            <w:color w:val="0563C1"/>
-            <w:u w:val="single"/>
-            <w:sz w:val="22"/>
-            <w:rFonts w:ascii="Calibri" w:hAnsi="Calibri"/>
-          </w:rPr>
-          <w:t xml:space="preserve">PhysEdGames — Mooshake</w:t>
-        </w:r>
-      </w:hyperlink>
-    </w:p>
-    <w:p>
-      <w:r>
-        <w:rPr>
-          <w:rFonts w:ascii="Calibri" w:hAnsi="Calibri"/>
-          <w:sz w:val="22"/>
-        </w:rPr>
-        <w:t xml:space="preserve">Mooshake demo: </w:t>
-      </w:r>
-      <w:hyperlink r:id="rId29">
-        <w:r>
-          <w:rPr>
-            <w:color w:val="0563C1"/>
-            <w:u w:val="single"/>
-            <w:sz w:val="22"/>
-            <w:rFonts w:ascii="Calibri" w:hAnsi="Calibri"/>
-          </w:rPr>
-          <w:t xml:space="preserve">PhysEdGames YouTube — Mooshake</w:t>
-        </w:r>
-      </w:hyperlink>
-    </w:p>
-    <w:p>
-      <w:r>
-        <w:rPr>
-          <w:rFonts w:ascii="Calibri" w:hAnsi="Calibri"/>
-          <w:sz w:val="22"/>
-        </w:rPr>
-        <w:t xml:space="preserve">Freeze Formation (NEW · library Oct 12): </w:t>
-      </w:r>
-      <w:hyperlink r:id="rId30">
-        <w:r>
-          <w:rPr>
-            <w:color w:val="0563C1"/>
-            <w:u w:val="single"/>
-            <w:sz w:val="22"/>
-            <w:rFonts w:ascii="Calibri" w:hAnsi="Calibri"/>
-          </w:rPr>
-          <w:t xml:space="preserve">Playbook New Games — Freeze Formation</w:t>
-        </w:r>
-      </w:hyperlink>
-    </w:p>
-    <w:p>
-      <w:r>
-        <w:rPr>
-          <w:rFonts w:ascii="Calibri" w:hAnsi="Calibri"/>
-          <w:sz w:val="22"/>
-        </w:rPr>
-        <w:t xml:space="preserve">Emotion Dance (NEW · library Oct 12): </w:t>
-      </w:r>
-      <w:hyperlink r:id="rId31">
-        <w:r>
-          <w:rPr>
-            <w:color w:val="0563C1"/>
-            <w:u w:val="single"/>
-            <w:sz w:val="22"/>
-            <w:rFonts w:ascii="Calibri" w:hAnsi="Calibri"/>
-          </w:rPr>
-          <w:t xml:space="preserve">Playbook New Games — Emotion Dance</w:t>
-        </w:r>
-      </w:hyperlink>
-    </w:p>
-    <w:p>
-      <w:r>
-        <w:rPr>
-          <w:rFonts w:ascii="Calibri" w:hAnsi="Calibri"/>
-          <w:sz w:val="22"/>
-        </w:rPr>
-        <w:t xml:space="preserve">Freeze Formation / Emotion Dance demo: </w:t>
-      </w:r>
-      <w:hyperlink r:id="rId32">
-        <w:r>
-          <w:rPr>
-            <w:color w:val="0563C1"/>
-            <w:u w:val="single"/>
-            <w:sz w:val="22"/>
-            <w:rFonts w:ascii="Calibri" w:hAnsi="Calibri"/>
-          </w:rPr>
-          <w:t xml:space="preserve">Daly Exercise YouTube</w:t>
-        </w:r>
-      </w:hyperlink>
-    </w:p>
-    <w:p>
-      <w:r>
-        <w:rPr>
-          <w:rFonts w:ascii="Calibri" w:hAnsi="Calibri"/>
-          <w:sz w:val="22"/>
-        </w:rPr>
-        <w:t xml:space="preserve">Backyard Dog Tag (NEW · library Oct 12): </w:t>
-      </w:r>
-      <w:hyperlink r:id="rId33">
-        <w:r>
-          <w:rPr>
-            <w:color w:val="0563C1"/>
-            <w:u w:val="single"/>
-            <w:sz w:val="22"/>
-            <w:rFonts w:ascii="Calibri" w:hAnsi="Calibri"/>
-          </w:rPr>
-          <w:t xml:space="preserve">PhysEdGames — Backyard Dog Tag</w:t>
-        </w:r>
-      </w:hyperlink>
-    </w:p>
-    <w:p>
-      <w:r>
-        <w:rPr>
-          <w:rFonts w:ascii="Calibri" w:hAnsi="Calibri"/>
-          <w:sz w:val="22"/>
-        </w:rPr>
-        <w:t xml:space="preserve">Backyard Dog Tag demo: </w:t>
-      </w:r>
-      <w:hyperlink r:id="rId34">
-        <w:r>
-          <w:rPr>
-            <w:color w:val="0563C1"/>
-            <w:u w:val="single"/>
-            <w:sz w:val="22"/>
-            <w:rFonts w:ascii="Calibri" w:hAnsi="Calibri"/>
-          </w:rPr>
-          <w:t xml:space="preserve">PhysEdGames YouTube — Backyard Dog Tag</w:t>
-        </w:r>
-      </w:hyperlink>
-    </w:p>
-    <w:p>
-      <w:r>
-        <w:rPr>
-          <w:rFonts w:ascii="Calibri" w:hAnsi="Calibri"/>
-          <w:sz w:val="22"/>
-        </w:rPr>
-        <w:t xml:space="preserve">Fishbowl Tag (NEW · library Oct 12): </w:t>
-      </w:r>
-      <w:hyperlink r:id="rId35">
-        <w:r>
-          <w:rPr>
-            <w:color w:val="0563C1"/>
-            <w:u w:val="single"/>
-            <w:sz w:val="22"/>
-            <w:rFonts w:ascii="Calibri" w:hAnsi="Calibri"/>
-          </w:rPr>
-          <w:t xml:space="preserve">Playbook New Games — Fishbowl Tag</w:t>
-        </w:r>
-      </w:hyperlink>
-    </w:p>
-    <w:p>
-      <w:r>
-        <w:rPr>
-          <w:rFonts w:ascii="Calibri" w:hAnsi="Calibri"/>
-          <w:sz w:val="22"/>
-        </w:rPr>
-        <w:t xml:space="preserve">Fishbowl Tag demo: </w:t>
-      </w:r>
-      <w:hyperlink r:id="rId36">
-        <w:r>
-          <w:rPr>
-            <w:color w:val="0563C1"/>
-            <w:u w:val="single"/>
-            <w:sz w:val="22"/>
-            <w:rFonts w:ascii="Calibri" w:hAnsi="Calibri"/>
-          </w:rPr>
-          <w:t xml:space="preserve">Front Range PE YouTube — Fishbowl Tag</w:t>
-        </w:r>
-      </w:hyperlink>
-    </w:p>
-    <w:p>
-      <w:r>
-        <w:rPr>
-          <w:rFonts w:ascii="Calibri" w:hAnsi="Calibri"/>
-          <w:sz w:val="22"/>
-        </w:rPr>
-        <w:t xml:space="preserve">Predators and Prey Tag (NEW · library Oct 10): </w:t>
-      </w:r>
-      <w:hyperlink r:id="rId37">
-        <w:r>
-          <w:rPr>
-            <w:color w:val="0563C1"/>
-            <w:u w:val="single"/>
-            <w:sz w:val="22"/>
-            <w:rFonts w:ascii="Calibri" w:hAnsi="Calibri"/>
-          </w:rPr>
-          <w:t xml:space="preserve">Playbook New Games — Predators and Prey Tag</w:t>
-        </w:r>
-      </w:hyperlink>
-    </w:p>
-    <w:p>
-      <w:r>
-        <w:rPr>
-          <w:rFonts w:ascii="Calibri" w:hAnsi="Calibri"/>
-          <w:sz w:val="22"/>
-        </w:rPr>
-        <w:t xml:space="preserve">Predators and Prey Tag demo: </w:t>
-      </w:r>
-      <w:hyperlink r:id="rId38">
-        <w:r>
-          <w:rPr>
-            <w:color w:val="0563C1"/>
-            <w:u w:val="single"/>
-            <w:sz w:val="22"/>
-            <w:rFonts w:ascii="Calibri" w:hAnsi="Calibri"/>
-          </w:rPr>
-          <w:t xml:space="preserve">Front Range PE YouTube</w:t>
-        </w:r>
-      </w:hyperlink>
-    </w:p>
-    <w:p>
-      <w:r>
-        <w:rPr>
-          <w:rFonts w:ascii="Calibri" w:hAnsi="Calibri"/>
-          <w:sz w:val="22"/>
-        </w:rPr>
-        <w:t xml:space="preserve">Say My Name Rock, Paper, Scissors (NEW · library Oct 10): </w:t>
-      </w:r>
-      <w:hyperlink r:id="rId39">
-        <w:r>
-          <w:rPr>
-            <w:color w:val="0563C1"/>
-            <w:u w:val="single"/>
-            <w:sz w:val="22"/>
-            <w:rFonts w:ascii="Calibri" w:hAnsi="Calibri"/>
-          </w:rPr>
-          <w:t xml:space="preserve">Playbook New Games — Say My Name RPS</w:t>
-        </w:r>
-      </w:hyperlink>
-    </w:p>
-    <w:p>
-      <w:r>
-        <w:rPr>
-          <w:rFonts w:ascii="Calibri" w:hAnsi="Calibri"/>
-          <w:sz w:val="22"/>
-        </w:rPr>
-        <w:t xml:space="preserve">Say My Name RPS demo: </w:t>
-      </w:r>
-      <w:hyperlink r:id="rId40">
-        <w:r>
-          <w:rPr>
-            <w:color w:val="0563C1"/>
-            <w:u w:val="single"/>
-            <w:sz w:val="22"/>
-            <w:rFonts w:ascii="Calibri" w:hAnsi="Calibri"/>
-          </w:rPr>
-          <w:t xml:space="preserve">Front Range PE YouTube</w:t>
-        </w:r>
-      </w:hyperlink>
-    </w:p>
-    <w:p>
-      <w:r>
-        <w:rPr>
-          <w:rFonts w:ascii="Calibri" w:hAnsi="Calibri"/>
-          <w:sz w:val="22"/>
-        </w:rPr>
-        <w:t xml:space="preserve">Hula Hoop Run &amp; Spin (Wed warm-up): </w:t>
-      </w:r>
-      <w:hyperlink r:id="rId41">
-        <w:r>
-          <w:rPr>
-            <w:color w:val="0563C1"/>
-            <w:u w:val="single"/>
-            <w:sz w:val="22"/>
-            <w:rFonts w:ascii="Calibri" w:hAnsi="Calibri"/>
-          </w:rPr>
-          <w:t xml:space="preserve">Playbook New Games — Hula Hoop Run &amp; Spin</w:t>
-        </w:r>
-      </w:hyperlink>
-    </w:p>
-    <w:p>
-      <w:r>
-        <w:rPr>
-          <w:rFonts w:ascii="Calibri" w:hAnsi="Calibri"/>
-          <w:sz w:val="22"/>
-        </w:rPr>
-        <w:t xml:space="preserve">Hula Hoop Run &amp; Spin demo: </w:t>
-      </w:r>
-      <w:hyperlink r:id="rId42">
-        <w:r>
-          <w:rPr>
-            <w:color w:val="0563C1"/>
-            <w:u w:val="single"/>
-            <w:sz w:val="22"/>
-            <w:rFonts w:ascii="Calibri" w:hAnsi="Calibri"/>
-          </w:rPr>
-          <w:t xml:space="preserve">Daly Exercise short</w:t>
-        </w:r>
-      </w:hyperlink>
-    </w:p>
-    <w:p>
-      <w:r>
-        <w:rPr>
-          <w:rFonts w:ascii="Calibri" w:hAnsi="Calibri"/>
-          <w:sz w:val="22"/>
-        </w:rPr>
-        <w:t xml:space="preserve">Pancake Relay (waiter relay format, Wed): </w:t>
-      </w:r>
-      <w:hyperlink r:id="rId43">
-        <w:r>
-          <w:rPr>
-            <w:color w:val="0563C1"/>
-            <w:u w:val="single"/>
-            <w:sz w:val="22"/>
-            <w:rFonts w:ascii="Calibri" w:hAnsi="Calibri"/>
-          </w:rPr>
-          <w:t xml:space="preserve">Playbook New Games — Pancake Relay</w:t>
-        </w:r>
-      </w:hyperlink>
-    </w:p>
-    <w:p>
-      <w:r>
-        <w:rPr>
-          <w:rFonts w:ascii="Calibri" w:hAnsi="Calibri"/>
-          <w:sz w:val="22"/>
-        </w:rPr>
-        <w:t xml:space="preserve">Pancake Relay demo: </w:t>
-      </w:r>
-      <w:hyperlink r:id="rId44">
-        <w:r>
-          <w:rPr>
-            <w:color w:val="0563C1"/>
-            <w:u w:val="single"/>
-            <w:sz w:val="22"/>
-            <w:rFonts w:ascii="Calibri" w:hAnsi="Calibri"/>
-          </w:rPr>
-          <w:t xml:space="preserve">Daly Exercise — 3 PE Games to Get Your Class Running</w:t>
-        </w:r>
-      </w:hyperlink>
-    </w:p>
-    <w:p>
-      <w:r>
-        <w:rPr>
-          <w:rFonts w:ascii="Calibri" w:hAnsi="Calibri"/>
-          <w:sz w:val="22"/>
-        </w:rPr>
-        <w:t xml:space="preserve">Cone Collector (Gr 1–2 balance option): </w:t>
-      </w:r>
-      <w:hyperlink r:id="rId45">
-        <w:r>
-          <w:rPr>
-            <w:color w:val="0563C1"/>
-            <w:u w:val="single"/>
-            <w:sz w:val="22"/>
-            <w:rFonts w:ascii="Calibri" w:hAnsi="Calibri"/>
-          </w:rPr>
-          <w:t xml:space="preserve">Daly Exercise YouTube</w:t>
-        </w:r>
-      </w:hyperlink>
-    </w:p>
-    <w:p>
-      <w:r>
-        <w:rPr>
-          <w:rFonts w:ascii="Calibri" w:hAnsi="Calibri"/>
-          <w:sz w:val="22"/>
-        </w:rPr>
-        <w:t xml:space="preserve">Challenge Mat (Gr 5–6 floor balance extension): </w:t>
-      </w:r>
-      <w:hyperlink r:id="rId46">
-        <w:r>
-          <w:rPr>
-            <w:color w:val="0563C1"/>
-            <w:u w:val="single"/>
-            <w:sz w:val="22"/>
-            <w:rFonts w:ascii="Calibri" w:hAnsi="Calibri"/>
-          </w:rPr>
-          <w:t xml:space="preserve">Playbook New Games — Challenge Mat</w:t>
-        </w:r>
-      </w:hyperlink>
-    </w:p>
-    <w:p>
-      <w:r>
-        <w:rPr>
-          <w:rFonts w:ascii="Calibri" w:hAnsi="Calibri"/>
-          <w:sz w:val="22"/>
-        </w:rPr>
-        <w:t xml:space="preserve">Challenge Mat demo: </w:t>
-      </w:r>
-      <w:hyperlink r:id="rId47">
-        <w:r>
-          <w:rPr>
-            <w:color w:val="0563C1"/>
-            <w:u w:val="single"/>
-            <w:sz w:val="22"/>
-            <w:rFonts w:ascii="Calibri" w:hAnsi="Calibri"/>
-          </w:rPr>
-          <w:t xml:space="preserve">Coach Gelardi YouTube</w:t>
-        </w:r>
-      </w:hyperlink>
-    </w:p>
-    <w:p>
-      <w:r>
-        <w:rPr>
-          <w:rFonts w:ascii="Calibri" w:hAnsi="Calibri"/>
-          <w:sz w:val="22"/>
-        </w:rPr>
-        <w:t xml:space="preserve">Mirror Mirror (mirror-pose warm-up option): </w:t>
-      </w:r>
-      <w:hyperlink r:id="rId48">
-        <w:r>
-          <w:rPr>
-            <w:color w:val="0563C1"/>
-            <w:u w:val="single"/>
-            <w:sz w:val="22"/>
-            <w:rFonts w:ascii="Calibri" w:hAnsi="Calibri"/>
-          </w:rPr>
-          <w:t xml:space="preserve">PhysEdGames — Mirror Mirror</w:t>
-        </w:r>
-      </w:hyperlink>
-    </w:p>
-    <w:p>
-      <w:r>
-        <w:rPr>
-          <w:rFonts w:ascii="Calibri" w:hAnsi="Calibri"/>
-          <w:sz w:val="22"/>
-        </w:rPr>
-        <w:t xml:space="preserve">Warm-up stay-in ideas / Plan B: </w:t>
-      </w:r>
-      <w:hyperlink r:id="rId49">
-        <w:r>
-          <w:rPr>
-            <w:color w:val="0563C1"/>
-            <w:u w:val="single"/>
-            <w:sz w:val="22"/>
-            <w:rFonts w:ascii="Calibri" w:hAnsi="Calibri"/>
-          </w:rPr>
-          <w:t xml:space="preserve">Warm Up Games — No Gym, No Problem</w:t>
-        </w:r>
-      </w:hyperlink>
-    </w:p>
-    <w:p>
-      <w:r>
-        <w:rPr>
-          <w:rFonts w:ascii="Calibri" w:hAnsi="Calibri"/>
-          <w:sz w:val="22"/>
-        </w:rPr>
-        <w:t xml:space="preserve">PhysEdGames channel: </w:t>
-      </w:r>
-      <w:hyperlink r:id="rId50">
-        <w:r>
-          <w:rPr>
-            <w:color w:val="0563C1"/>
-            <w:u w:val="single"/>
-            <w:sz w:val="22"/>
-            <w:rFonts w:ascii="Calibri" w:hAnsi="Calibri"/>
-          </w:rPr>
-          <w:t xml:space="preserve">@physedgames</w:t>
-        </w:r>
-      </w:hyperlink>
-    </w:p>
-    <w:p>
-      <w:r>
-        <w:rPr>
-          <w:rFonts w:ascii="Calibri" w:hAnsi="Calibri"/>
-          <w:sz w:val="22"/>
-        </w:rPr>
-        <w:t xml:space="preserve">Coach Gelardi: </w:t>
-      </w:r>
-      <w:hyperlink r:id="rId51">
-        <w:r>
-          <w:rPr>
-            <w:color w:val="0563C1"/>
-            <w:u w:val="single"/>
-            <w:sz w:val="22"/>
-            <w:rFonts w:ascii="Calibri" w:hAnsi="Calibri"/>
-          </w:rPr>
-          <w:t xml:space="preserve">@CoachGelardi</w:t>
-        </w:r>
-      </w:hyperlink>
-    </w:p>
-    <w:p>
-      <w:r>
-        <w:rPr>
-          <w:rFonts w:ascii="Calibri" w:hAnsi="Calibri"/>
-          <w:sz w:val="22"/>
-        </w:rPr>
-        <w:t xml:space="preserve">Daly Exercise: </w:t>
-      </w:r>
-      <w:hyperlink r:id="rId52">
-        <w:r>
-          <w:rPr>
-            <w:color w:val="0563C1"/>
-            <w:u w:val="single"/>
-            <w:sz w:val="22"/>
-            <w:rFonts w:ascii="Calibri" w:hAnsi="Calibri"/>
-          </w:rPr>
-          <w:t xml:space="preserve">@Daly-Exercise</w:t>
-        </w:r>
-      </w:hyperlink>
-    </w:p>
-    <w:p>
-      <w:r>
-        <w:rPr>
-          <w:rFonts w:ascii="Calibri" w:hAnsi="Calibri"/>
-          <w:sz w:val="22"/>
-        </w:rPr>
-        <w:t xml:space="preserve">Prime Coaching Sport: </w:t>
-      </w:r>
-      <w:hyperlink r:id="rId53">
-        <w:r>
-          <w:rPr>
-            <w:color w:val="0563C1"/>
-            <w:u w:val="single"/>
-            <w:sz w:val="22"/>
-            <w:rFonts w:ascii="Calibri" w:hAnsi="Calibri"/>
-          </w:rPr>
-          <w:t xml:space="preserve">@PrimeCoachingSport</w:t>
-        </w:r>
-      </w:hyperlink>
-    </w:p>
-    <w:p>
-      <w:r>
-        <w:rPr>
-          <w:rFonts w:ascii="Calibri" w:hAnsi="Calibri"/>
-          <w:sz w:val="22"/>
-        </w:rPr>
-        <w:t xml:space="preserve">Front Range PE: </w:t>
-      </w:r>
-      <w:hyperlink r:id="rId54">
-        <w:r>
-          <w:rPr>
-            <w:color w:val="0563C1"/>
-            <w:u w:val="single"/>
-            <w:sz w:val="22"/>
-            <w:rFonts w:ascii="Calibri" w:hAnsi="Calibri"/>
-          </w:rPr>
-          <w:t xml:space="preserve">@FrontRangePE videos</w:t>
-        </w:r>
-      </w:hyperlink>
-    </w:p>
-    <w:p>
-      <w:r>
-        <w:rPr>
-          <w:rFonts w:ascii="Calibri" w:hAnsi="Calibri"/>
-          <w:b w:val="0"/>
-          <w:sz w:val="22"/>
-        </w:rPr>
-        <w:t xml:space="preserve">Circus safety in one line: toss up, not at people; balance on floor tape only; carry trays at a walk; partner poses keep everyone’s feet on the floor.</w:t>
       </w:r>
     </w:p>
     <w:p>
